--- a/documentazione/docx-pptx/Documenti definitivi/Design.docx
+++ b/documentazione/docx-pptx/Documenti definitivi/Design.docx
@@ -28,6 +28,7 @@
           <w:bCs/>
         </w:rPr>
       </w:pPr>
+      <w:proofErr w:type="spellStart"/>
       <w:r>
         <w:rPr>
           <w:b/>
@@ -35,6 +36,7 @@
         </w:rPr>
         <w:t>Modelling</w:t>
       </w:r>
+      <w:proofErr w:type="spellEnd"/>
     </w:p>
     <w:p>
       <w:pPr>
@@ -73,11 +75,16 @@
       <w:r>
         <w:t xml:space="preserve">Use case </w:t>
       </w:r>
+      <w:proofErr w:type="spellStart"/>
       <w:r>
         <w:t>d</w:t>
       </w:r>
       <w:r>
-        <w:t>iagram : definisce i confini del sistema e le interazioni degli attori Utente ed Admin</w:t>
+        <w:t>iagram</w:t>
+      </w:r>
+      <w:proofErr w:type="spellEnd"/>
+      <w:r>
+        <w:t xml:space="preserve"> : definisce i confini del sistema e le interazioni degli attori Utente ed Admin</w:t>
       </w:r>
     </w:p>
     <w:p>
@@ -98,9 +105,11 @@
       <w:r>
         <w:t xml:space="preserve">Class </w:t>
       </w:r>
+      <w:proofErr w:type="spellStart"/>
       <w:r>
         <w:t>diagram</w:t>
       </w:r>
+      <w:proofErr w:type="spellEnd"/>
       <w:r>
         <w:t xml:space="preserve"> : rappr</w:t>
       </w:r>
@@ -141,9 +150,11 @@
       <w:r>
         <w:t xml:space="preserve"> </w:t>
       </w:r>
+      <w:proofErr w:type="spellStart"/>
       <w:r>
         <w:t>diagram</w:t>
       </w:r>
+      <w:proofErr w:type="spellEnd"/>
       <w:r>
         <w:t>: modellato il flusso dell’accesso e della prenotazione</w:t>
       </w:r>
@@ -163,12 +174,19 @@
         </w:numPr>
         <w:spacing w:after="0"/>
       </w:pPr>
-      <w:r>
-        <w:t xml:space="preserve">Sequence </w:t>
-      </w:r>
+      <w:proofErr w:type="spellStart"/>
+      <w:r>
+        <w:t>Sequence</w:t>
+      </w:r>
+      <w:proofErr w:type="spellEnd"/>
+      <w:r>
+        <w:t xml:space="preserve"> </w:t>
+      </w:r>
+      <w:proofErr w:type="spellStart"/>
       <w:r>
         <w:t>diagram</w:t>
       </w:r>
+      <w:proofErr w:type="spellEnd"/>
       <w:r>
         <w:t>: rappresenta flusso di messaggi dal ten</w:t>
       </w:r>
@@ -196,12 +214,19 @@
         </w:numPr>
         <w:spacing w:after="0"/>
       </w:pPr>
-      <w:r>
-        <w:t xml:space="preserve">Communication </w:t>
-      </w:r>
+      <w:proofErr w:type="spellStart"/>
+      <w:r>
+        <w:t>Communication</w:t>
+      </w:r>
+      <w:proofErr w:type="spellEnd"/>
+      <w:r>
+        <w:t xml:space="preserve"> </w:t>
+      </w:r>
+      <w:proofErr w:type="spellStart"/>
       <w:r>
         <w:t>diagram</w:t>
       </w:r>
+      <w:proofErr w:type="spellEnd"/>
       <w:r>
         <w:t>: rappresenta flusso di messaggi dal ten</w:t>
       </w:r>
@@ -212,8 +237,21 @@
         <w:t>ativo di prenotazione alla sua conferma</w:t>
       </w:r>
       <w:r>
-        <w:t xml:space="preserve"> in maniera alternativa al sequence diagram</w:t>
-      </w:r>
+        <w:t xml:space="preserve"> in maniera alternativa al </w:t>
+      </w:r>
+      <w:proofErr w:type="spellStart"/>
+      <w:r>
+        <w:t>sequence</w:t>
+      </w:r>
+      <w:proofErr w:type="spellEnd"/>
+      <w:r>
+        <w:t xml:space="preserve"> </w:t>
+      </w:r>
+      <w:proofErr w:type="spellStart"/>
+      <w:r>
+        <w:t>diagram</w:t>
+      </w:r>
+      <w:proofErr w:type="spellEnd"/>
     </w:p>
     <w:p>
       <w:pPr>
@@ -232,12 +270,14 @@
       <w:r>
         <w:t xml:space="preserve">Activity </w:t>
       </w:r>
+      <w:proofErr w:type="spellStart"/>
       <w:r>
         <w:t>D</w:t>
       </w:r>
       <w:r>
         <w:t>iagram</w:t>
       </w:r>
+      <w:proofErr w:type="spellEnd"/>
       <w:r>
         <w:t>: descrive il flusso completo dell’utente all’interno dell’applicazione, dall’accesso sino alla conferma della prenotazione</w:t>
       </w:r>
@@ -259,12 +299,14 @@
       <w:r>
         <w:t xml:space="preserve">Component </w:t>
       </w:r>
+      <w:proofErr w:type="spellStart"/>
       <w:r>
         <w:t>D</w:t>
       </w:r>
       <w:r>
         <w:t>iagram</w:t>
       </w:r>
+      <w:proofErr w:type="spellEnd"/>
       <w:r>
         <w:t>: illustra l’architettura del sistema e le dipendenze tra le varie componenti, sia interne che esterne</w:t>
       </w:r>
@@ -286,15 +328,22 @@
       <w:r>
         <w:t xml:space="preserve">Package </w:t>
       </w:r>
+      <w:proofErr w:type="spellStart"/>
       <w:r>
         <w:t>D</w:t>
       </w:r>
       <w:r>
         <w:t>iagram</w:t>
       </w:r>
-      <w:r>
-        <w:t>: visualizza l’organizzazione dei pacchetti java, senza creare cicli per garantire un codice pulito e manutenibile</w:t>
-      </w:r>
+      <w:proofErr w:type="spellEnd"/>
+      <w:r>
+        <w:t xml:space="preserve">: visualizza l’organizzazione dei pacchetti java, senza creare cicli per garantire un codice pulito e </w:t>
+      </w:r>
+      <w:proofErr w:type="spellStart"/>
+      <w:r>
+        <w:t>manutenibile</w:t>
+      </w:r>
+      <w:proofErr w:type="spellEnd"/>
     </w:p>
     <w:p>
       <w:pPr>
@@ -319,8 +368,29 @@
         <w:t>diagrammi</w:t>
       </w:r>
       <w:r>
-        <w:t xml:space="preserve"> presenti in questo documento sono ritrovabili all’interno della cartella del codice (find-n-charge/diagrammiUML</w:t>
-      </w:r>
+        <w:t xml:space="preserve"> presenti in questo documento sono ritrovabili all’interno della cartella del codice (</w:t>
+      </w:r>
+      <w:proofErr w:type="spellStart"/>
+      <w:r>
+        <w:t>find</w:t>
+      </w:r>
+      <w:proofErr w:type="spellEnd"/>
+      <w:r>
+        <w:t>-n-</w:t>
+      </w:r>
+      <w:proofErr w:type="spellStart"/>
+      <w:r>
+        <w:t>charge</w:t>
+      </w:r>
+      <w:proofErr w:type="spellEnd"/>
+      <w:r>
+        <w:t>/</w:t>
+      </w:r>
+      <w:proofErr w:type="spellStart"/>
+      <w:r>
+        <w:t>diagrammiUML</w:t>
+      </w:r>
+      <w:proofErr w:type="spellEnd"/>
       <w:r>
         <w:t>)</w:t>
       </w:r>
@@ -462,12 +532,28 @@
     </w:p>
     <w:p>
       <w:r>
-        <w:t>Stile architetturale: il software utilizza un architettura a strati (layered) per garantire la separazione delle responsabilità e facilitare la manutenibilità.</w:t>
-      </w:r>
-    </w:p>
-    <w:p>
-      <w:r>
-        <w:t>Il sistema è diviso in tre layer principali:</w:t>
+        <w:t>Stile architetturale: il software utilizza un architettura a strati (</w:t>
+      </w:r>
+      <w:proofErr w:type="spellStart"/>
+      <w:r>
+        <w:t>layered</w:t>
+      </w:r>
+      <w:proofErr w:type="spellEnd"/>
+      <w:r>
+        <w:t>) per garantire la separazione delle responsabilità e facilitare la manutenibilità.</w:t>
+      </w:r>
+    </w:p>
+    <w:p>
+      <w:r>
+        <w:t xml:space="preserve">Il sistema è diviso in tre </w:t>
+      </w:r>
+      <w:proofErr w:type="spellStart"/>
+      <w:r>
+        <w:t>layer</w:t>
+      </w:r>
+      <w:proofErr w:type="spellEnd"/>
+      <w:r>
+        <w:t xml:space="preserve"> principali:</w:t>
       </w:r>
     </w:p>
     <w:p>
@@ -480,7 +566,23 @@
         <w:spacing w:line="360" w:lineRule="auto"/>
       </w:pPr>
       <w:r>
-        <w:t>Presentation Layer (Views): Gestione dell'interfaccia utente (Vaadin)</w:t>
+        <w:t>Presentation Layer (</w:t>
+      </w:r>
+      <w:proofErr w:type="spellStart"/>
+      <w:r>
+        <w:t>Views</w:t>
+      </w:r>
+      <w:proofErr w:type="spellEnd"/>
+      <w:r>
+        <w:t>): Gestione dell'interfaccia utente (</w:t>
+      </w:r>
+      <w:proofErr w:type="spellStart"/>
+      <w:r>
+        <w:t>Vaadin</w:t>
+      </w:r>
+      <w:proofErr w:type="spellEnd"/>
+      <w:r>
+        <w:t>)</w:t>
       </w:r>
       <w:r>
         <w:t xml:space="preserve">. </w:t>
@@ -509,7 +611,15 @@
         <w:spacing w:line="360" w:lineRule="auto"/>
       </w:pPr>
       <w:r>
-        <w:t>Data Access Layer (Interface + FirebaseService): Gestione dati.</w:t>
+        <w:t xml:space="preserve">Data Access Layer (Interface + </w:t>
+      </w:r>
+      <w:proofErr w:type="spellStart"/>
+      <w:r>
+        <w:t>FirebaseService</w:t>
+      </w:r>
+      <w:proofErr w:type="spellEnd"/>
+      <w:r>
+        <w:t>): Gestione dati.</w:t>
       </w:r>
     </w:p>
     <w:p>
@@ -535,8 +645,21 @@
         <w:spacing w:line="360" w:lineRule="auto"/>
       </w:pPr>
       <w:r>
-        <w:t>Componenti principali: oggetti, Firebase, Client Browser, Spring, backend Vaadin</w:t>
-      </w:r>
+        <w:t xml:space="preserve">Componenti principali: oggetti, Firebase, Client Browser, Spring, </w:t>
+      </w:r>
+      <w:proofErr w:type="spellStart"/>
+      <w:r>
+        <w:t>backend</w:t>
+      </w:r>
+      <w:proofErr w:type="spellEnd"/>
+      <w:r>
+        <w:t xml:space="preserve"> </w:t>
+      </w:r>
+      <w:proofErr w:type="spellStart"/>
+      <w:r>
+        <w:t>Vaadin</w:t>
+      </w:r>
+      <w:proofErr w:type="spellEnd"/>
     </w:p>
     <w:p>
       <w:pPr>
@@ -590,7 +713,15 @@
         <w:spacing w:line="360" w:lineRule="auto"/>
       </w:pPr>
       <w:r>
-        <w:t>Dipendenze Spring – per il corretto funzionamento di SpringBoot e Tomcat</w:t>
+        <w:t xml:space="preserve">Dipendenze Spring – per il corretto funzionamento di </w:t>
+      </w:r>
+      <w:proofErr w:type="spellStart"/>
+      <w:r>
+        <w:t>SpringBoot</w:t>
+      </w:r>
+      <w:proofErr w:type="spellEnd"/>
+      <w:r>
+        <w:t xml:space="preserve"> e Tomcat</w:t>
       </w:r>
     </w:p>
     <w:p>
@@ -603,7 +734,15 @@
         <w:spacing w:line="360" w:lineRule="auto"/>
       </w:pPr>
       <w:r>
-        <w:t>Dipendenze Zxing – per la generazione dei QR code</w:t>
+        <w:t xml:space="preserve">Dipendenze </w:t>
+      </w:r>
+      <w:proofErr w:type="spellStart"/>
+      <w:r>
+        <w:t>Zxing</w:t>
+      </w:r>
+      <w:proofErr w:type="spellEnd"/>
+      <w:r>
+        <w:t xml:space="preserve"> – per la generazione dei QR code</w:t>
       </w:r>
     </w:p>
     <w:p>
@@ -616,7 +755,15 @@
         <w:spacing w:line="360" w:lineRule="auto"/>
       </w:pPr>
       <w:r>
-        <w:t>Dipendenze BCrypt – per la gestione di password criptate</w:t>
+        <w:t xml:space="preserve">Dipendenze </w:t>
+      </w:r>
+      <w:proofErr w:type="spellStart"/>
+      <w:r>
+        <w:t>BCrypt</w:t>
+      </w:r>
+      <w:proofErr w:type="spellEnd"/>
+      <w:r>
+        <w:t xml:space="preserve"> – per la gestione di password criptate</w:t>
       </w:r>
     </w:p>
     <w:p>
@@ -628,8 +775,13 @@
         </w:numPr>
         <w:spacing w:line="360" w:lineRule="auto"/>
       </w:pPr>
-      <w:r>
-        <w:t>ApexCharts – per grafici e statistiche</w:t>
+      <w:proofErr w:type="spellStart"/>
+      <w:r>
+        <w:t>ApexCharts</w:t>
+      </w:r>
+      <w:proofErr w:type="spellEnd"/>
+      <w:r>
+        <w:t xml:space="preserve"> – per grafici e statistiche</w:t>
       </w:r>
     </w:p>
     <w:p>
@@ -641,9 +793,19 @@
         </w:numPr>
         <w:spacing w:line="360" w:lineRule="auto"/>
       </w:pPr>
-      <w:r>
-        <w:t>Vaadin – per completa gestione frontend</w:t>
-      </w:r>
+      <w:proofErr w:type="spellStart"/>
+      <w:r>
+        <w:t>Vaadin</w:t>
+      </w:r>
+      <w:proofErr w:type="spellEnd"/>
+      <w:r>
+        <w:t xml:space="preserve"> – per completa gestione </w:t>
+      </w:r>
+      <w:proofErr w:type="spellStart"/>
+      <w:r>
+        <w:t>frontend</w:t>
+      </w:r>
+      <w:proofErr w:type="spellEnd"/>
     </w:p>
     <w:p>
       <w:pPr>
@@ -776,8 +938,37 @@
         <w:t xml:space="preserve"> Pattern</w:t>
       </w:r>
       <w:r>
-        <w:t>: utilizzo di addClickListener per frontend e ValueEventListener per backend</w:t>
-      </w:r>
+        <w:t xml:space="preserve">: utilizzo di </w:t>
+      </w:r>
+      <w:proofErr w:type="spellStart"/>
+      <w:r>
+        <w:t>addClickListener</w:t>
+      </w:r>
+      <w:proofErr w:type="spellEnd"/>
+      <w:r>
+        <w:t xml:space="preserve"> per </w:t>
+      </w:r>
+      <w:proofErr w:type="spellStart"/>
+      <w:r>
+        <w:t>frontend</w:t>
+      </w:r>
+      <w:proofErr w:type="spellEnd"/>
+      <w:r>
+        <w:t xml:space="preserve"> e </w:t>
+      </w:r>
+      <w:proofErr w:type="spellStart"/>
+      <w:r>
+        <w:t>ValueEventListener</w:t>
+      </w:r>
+      <w:proofErr w:type="spellEnd"/>
+      <w:r>
+        <w:t xml:space="preserve"> per </w:t>
+      </w:r>
+      <w:proofErr w:type="spellStart"/>
+      <w:r>
+        <w:t>backend</w:t>
+      </w:r>
+      <w:proofErr w:type="spellEnd"/>
     </w:p>
     <w:p/>
     <w:p>
@@ -942,7 +1133,15 @@
               <w:t>ELOC</w:t>
             </w:r>
             <w:r>
-              <w:t xml:space="preserve"> (Estimated Lines of Code)</w:t>
+              <w:t xml:space="preserve"> (</w:t>
+            </w:r>
+            <w:proofErr w:type="spellStart"/>
+            <w:r>
+              <w:t>Estimated</w:t>
+            </w:r>
+            <w:proofErr w:type="spellEnd"/>
+            <w:r>
+              <w:t xml:space="preserve"> Lines of Code)</w:t>
             </w:r>
           </w:p>
         </w:tc>
@@ -1078,7 +1277,15 @@
               <w:t>McCabe</w:t>
             </w:r>
             <w:r>
-              <w:t xml:space="preserve"> (Complessità Ciclomatica)</w:t>
+              <w:t xml:space="preserve"> (Complessità </w:t>
+            </w:r>
+            <w:proofErr w:type="spellStart"/>
+            <w:r>
+              <w:t>Ciclomatica</w:t>
+            </w:r>
+            <w:proofErr w:type="spellEnd"/>
+            <w:r>
+              <w:t>)</w:t>
             </w:r>
           </w:p>
         </w:tc>
@@ -1136,6 +1343,7 @@
             <w:pPr>
               <w:spacing w:after="160" w:line="259" w:lineRule="auto"/>
             </w:pPr>
+            <w:proofErr w:type="spellStart"/>
             <w:r>
               <w:rPr>
                 <w:b/>
@@ -1143,6 +1351,7 @@
               </w:rPr>
               <w:t>Pollution</w:t>
             </w:r>
+            <w:proofErr w:type="spellEnd"/>
           </w:p>
         </w:tc>
         <w:tc>
@@ -1183,7 +1392,15 @@
               <w:t xml:space="preserve"> Valore influenzato </w:t>
             </w:r>
             <w:r>
-              <w:t>dall’utilizzo di Vaadin.</w:t>
+              <w:t xml:space="preserve">dall’utilizzo di </w:t>
+            </w:r>
+            <w:proofErr w:type="spellStart"/>
+            <w:r>
+              <w:t>Vaadin</w:t>
+            </w:r>
+            <w:proofErr w:type="spellEnd"/>
+            <w:r>
+              <w:t>.</w:t>
             </w:r>
           </w:p>
         </w:tc>
@@ -1216,12 +1433,21 @@
             <w:pPr>
               <w:spacing w:after="160" w:line="259" w:lineRule="auto"/>
             </w:pPr>
+            <w:proofErr w:type="spellStart"/>
             <w:r>
               <w:rPr>
                 <w:b/>
                 <w:bCs/>
               </w:rPr>
-              <w:t>Tangled Libraries</w:t>
+              <w:t>Tangled</w:t>
+            </w:r>
+            <w:proofErr w:type="spellEnd"/>
+            <w:r>
+              <w:rPr>
+                <w:b/>
+                <w:bCs/>
+              </w:rPr>
+              <w:t xml:space="preserve"> Libraries</w:t>
             </w:r>
           </w:p>
         </w:tc>
@@ -1319,7 +1545,15 @@
               <w:spacing w:after="160" w:line="259" w:lineRule="auto"/>
             </w:pPr>
             <w:r>
-              <w:t>Progetto bilanciato nella "Main Sequence" (Stabilità vs Astrazione).</w:t>
+              <w:t xml:space="preserve">Progetto bilanciato nella "Main </w:t>
+            </w:r>
+            <w:proofErr w:type="spellStart"/>
+            <w:r>
+              <w:t>Sequence</w:t>
+            </w:r>
+            <w:proofErr w:type="spellEnd"/>
+            <w:r>
+              <w:t>" (Stabilità vs Astrazione).</w:t>
             </w:r>
           </w:p>
         </w:tc>
@@ -1360,7 +1594,23 @@
               <w:t>CBO</w:t>
             </w:r>
             <w:r>
-              <w:t xml:space="preserve"> (Coupling Between Objects)</w:t>
+              <w:t xml:space="preserve"> (</w:t>
+            </w:r>
+            <w:proofErr w:type="spellStart"/>
+            <w:r>
+              <w:t>Coupling</w:t>
+            </w:r>
+            <w:proofErr w:type="spellEnd"/>
+            <w:r>
+              <w:t xml:space="preserve"> </w:t>
+            </w:r>
+            <w:proofErr w:type="spellStart"/>
+            <w:r>
+              <w:t>Between</w:t>
+            </w:r>
+            <w:proofErr w:type="spellEnd"/>
+            <w:r>
+              <w:t xml:space="preserve"> Objects)</w:t>
             </w:r>
           </w:p>
         </w:tc>
@@ -1426,7 +1676,15 @@
               <w:t>WMC</w:t>
             </w:r>
             <w:r>
-              <w:t xml:space="preserve"> (Weighted Methods per Class)</w:t>
+              <w:t xml:space="preserve"> (</w:t>
+            </w:r>
+            <w:proofErr w:type="spellStart"/>
+            <w:r>
+              <w:t>Weighted</w:t>
+            </w:r>
+            <w:proofErr w:type="spellEnd"/>
+            <w:r>
+              <w:t xml:space="preserve"> Methods per Class)</w:t>
             </w:r>
           </w:p>
         </w:tc>
@@ -1492,7 +1750,15 @@
               <w:t>DIT</w:t>
             </w:r>
             <w:r>
-              <w:t xml:space="preserve"> (Depth of Inheritance Tree)</w:t>
+              <w:t xml:space="preserve"> (Depth of </w:t>
+            </w:r>
+            <w:proofErr w:type="spellStart"/>
+            <w:r>
+              <w:t>Inheritance</w:t>
+            </w:r>
+            <w:proofErr w:type="spellEnd"/>
+            <w:r>
+              <w:t xml:space="preserve"> Tree)</w:t>
             </w:r>
           </w:p>
         </w:tc>
@@ -1558,7 +1824,15 @@
               <w:t>RFC</w:t>
             </w:r>
             <w:r>
-              <w:t xml:space="preserve"> (Response For a Class)</w:t>
+              <w:t xml:space="preserve"> (</w:t>
+            </w:r>
+            <w:proofErr w:type="spellStart"/>
+            <w:r>
+              <w:t>Response</w:t>
+            </w:r>
+            <w:proofErr w:type="spellEnd"/>
+            <w:r>
+              <w:t xml:space="preserve"> For a Class)</w:t>
             </w:r>
           </w:p>
         </w:tc>
@@ -1606,40 +1880,19 @@
       </w:pPr>
     </w:p>
     <w:p>
-      <w:pPr>
-        <w:rPr>
-          <w:i/>
-          <w:iCs/>
-          <w:u w:val="single"/>
-        </w:rPr>
-      </w:pPr>
-    </w:p>
-    <w:p>
-      <w:pPr>
-        <w:rPr>
-          <w:i/>
-          <w:iCs/>
-          <w:u w:val="single"/>
-        </w:rPr>
-      </w:pPr>
-    </w:p>
-    <w:p>
-      <w:pPr>
-        <w:rPr>
-          <w:i/>
-          <w:iCs/>
-          <w:u w:val="single"/>
-        </w:rPr>
-      </w:pPr>
-    </w:p>
-    <w:p>
-      <w:pPr>
-        <w:rPr>
-          <w:i/>
-          <w:iCs/>
-          <w:u w:val="single"/>
-        </w:rPr>
-      </w:pPr>
+      <w:r>
+        <w:t xml:space="preserve">NB Il valore ridotto di complessità media è influenzato anche dalla presenza di getter e setter con complessità pari a 1. </w:t>
+      </w:r>
+    </w:p>
+    <w:p>
+      <w:r>
+        <w:t>Analizzando più specificatamente (vedi sotto) si ottiene comunque che la percentuale di metodi con complessità maggiore di 4 è solo il 2% dei metodi totali.</w:t>
+      </w:r>
+    </w:p>
+    <w:p>
+      <w:r>
+        <w:t>Di seguito le percentuali di metodi e le loro relative complessità.</w:t>
+      </w:r>
     </w:p>
     <w:p>
       <w:pPr>
@@ -1668,14 +1921,95 @@
       </w:r>
     </w:p>
     <w:p>
+      <w:r>
+        <w:t>Complessità metodi e percentuali:</w:t>
+      </w:r>
+    </w:p>
+    <w:p>
+      <w:pPr>
+        <w:rPr>
+          <w:i/>
+          <w:iCs/>
+          <w:u w:val="single"/>
+        </w:rPr>
+      </w:pPr>
+    </w:p>
+    <w:p>
+      <w:pPr>
+        <w:jc w:val="center"/>
+        <w:rPr>
+          <w:i/>
+          <w:iCs/>
+          <w:u w:val="single"/>
+        </w:rPr>
+      </w:pPr>
+      <w:r>
+        <w:rPr>
+          <w:i/>
+          <w:iCs/>
+          <w:noProof/>
+          <w:u w:val="single"/>
+        </w:rPr>
+        <w:drawing>
+          <wp:inline distT="0" distB="0" distL="0" distR="0" wp14:anchorId="65FC0575" wp14:editId="34F7F44F">
+            <wp:extent cx="4570698" cy="2952000"/>
+            <wp:effectExtent l="0" t="0" r="1905" b="1270"/>
+            <wp:docPr id="1257497480" name="Immagine 1"/>
+            <wp:cNvGraphicFramePr>
+              <a:graphicFrameLocks xmlns:a="http://schemas.openxmlformats.org/drawingml/2006/main" noChangeAspect="1"/>
+            </wp:cNvGraphicFramePr>
+            <a:graphic xmlns:a="http://schemas.openxmlformats.org/drawingml/2006/main">
+              <a:graphicData uri="http://schemas.openxmlformats.org/drawingml/2006/picture">
+                <pic:pic xmlns:pic="http://schemas.openxmlformats.org/drawingml/2006/picture">
+                  <pic:nvPicPr>
+                    <pic:cNvPr id="1257497480" name=""/>
+                    <pic:cNvPicPr/>
+                  </pic:nvPicPr>
+                  <pic:blipFill rotWithShape="1">
+                    <a:blip r:embed="rId5"/>
+                    <a:srcRect b="2228"/>
+                    <a:stretch>
+                      <a:fillRect/>
+                    </a:stretch>
+                  </pic:blipFill>
+                  <pic:spPr bwMode="auto">
+                    <a:xfrm>
+                      <a:off x="0" y="0"/>
+                      <a:ext cx="4570698" cy="2952000"/>
+                    </a:xfrm>
+                    <a:prstGeom prst="rect">
+                      <a:avLst/>
+                    </a:prstGeom>
+                    <a:ln>
+                      <a:noFill/>
+                    </a:ln>
+                    <a:extLst>
+                      <a:ext uri="{53640926-AAD7-44D8-BBD7-CCE9431645EC}">
+                        <a14:shadowObscured xmlns:a14="http://schemas.microsoft.com/office/drawing/2010/main"/>
+                      </a:ext>
+                    </a:extLst>
+                  </pic:spPr>
+                </pic:pic>
+              </a:graphicData>
+            </a:graphic>
+          </wp:inline>
+        </w:drawing>
+      </w:r>
+    </w:p>
+    <w:p>
       <w:pPr>
         <w:jc w:val="both"/>
       </w:pPr>
+      <w:proofErr w:type="spellStart"/>
       <w:r>
         <w:t>Po</w:t>
       </w:r>
       <w:r>
-        <w:t xml:space="preserve">llution: </w:t>
+        <w:t>llution</w:t>
+      </w:r>
+      <w:proofErr w:type="spellEnd"/>
+      <w:r>
+        <w:t xml:space="preserve">: </w:t>
       </w:r>
     </w:p>
     <w:p>
@@ -1702,7 +2036,7 @@
                     <pic:cNvPicPr/>
                   </pic:nvPicPr>
                   <pic:blipFill>
-                    <a:blip r:embed="rId5"/>
+                    <a:blip r:embed="rId6"/>
                     <a:stretch>
                       <a:fillRect/>
                     </a:stretch>
@@ -1723,8 +2057,14 @@
         </w:drawing>
       </w:r>
     </w:p>
-    <w:p>
-      <w:r>
+    <w:p/>
+    <w:p/>
+    <w:p/>
+    <w:p/>
+    <w:p/>
+    <w:p>
+      <w:r>
+        <w:lastRenderedPageBreak/>
         <w:t>Metriche presenti in tabella:</w:t>
       </w:r>
     </w:p>
@@ -1753,7 +2093,7 @@
                     <pic:cNvPicPr/>
                   </pic:nvPicPr>
                   <pic:blipFill rotWithShape="1">
-                    <a:blip r:embed="rId6"/>
+                    <a:blip r:embed="rId7"/>
                     <a:srcRect r="560" b="8968"/>
                     <a:stretch>
                       <a:fillRect/>
